--- a/5.人员管理/1.流程制度规范类文件/050104-绩效考评管理办法.docx
+++ b/5.人员管理/1.流程制度规范类文件/050104-绩效考评管理办法.docx
@@ -39,7 +39,7 @@
         <w:snapToGrid w:val="0"/>
         <w:textAlignment w:val="baseline"/>
       </w:pPr>
-      <w:bookmarkStart w:id="0" w:name="_Toc18340"/>
+      <w:bookmarkStart w:id="0" w:name="_Toc27456"/>
       <w:r>
         <w:t>绩效考评管理办法</w:t>
       </w:r>
@@ -63,7 +63,7 @@
         <w:snapToGrid w:val="0"/>
         <w:textAlignment w:val="baseline"/>
       </w:pPr>
-      <w:bookmarkStart w:id="1" w:name="_Toc17234"/>
+      <w:bookmarkStart w:id="1" w:name="_Toc21973"/>
       <w:r>
         <w:t>中达丰集团有限公司</w:t>
       </w:r>
@@ -100,7 +100,7 @@
           <w:cols w:space="720" w:num="1"/>
         </w:sectPr>
       </w:pPr>
-      <w:bookmarkStart w:id="2" w:name="_Toc30232"/>
+      <w:bookmarkStart w:id="2" w:name="_Toc11166"/>
       <w:r>
         <w:rPr>
           <w:rFonts w:hint="eastAsia" w:ascii="宋体" w:hAnsi="宋体" w:eastAsia="宋体" w:cs="宋体"/>
@@ -139,7 +139,7 @@
           <w:szCs w:val="28"/>
         </w:rPr>
       </w:pPr>
-      <w:bookmarkStart w:id="3" w:name="_Toc6019"/>
+      <w:bookmarkStart w:id="3" w:name="_Toc16537"/>
       <w:r>
         <w:rPr>
           <w:rFonts w:ascii="宋体" w:hAnsi="宋体" w:eastAsia="宋体" w:cs="宋体"/>
@@ -1664,8 +1664,6 @@
               <w:tab w:val="right" w:leader="dot" w:pos="8336"/>
             </w:tabs>
           </w:pPr>
-          <w:bookmarkStart w:id="29" w:name="_GoBack"/>
-          <w:bookmarkEnd w:id="29"/>
           <w:r>
             <w:rPr>
               <w:rFonts w:ascii="宋体" w:hAnsi="宋体" w:eastAsia="宋体" w:cs="宋体"/>
@@ -1702,7 +1700,7 @@
               <w:rFonts w:ascii="宋体" w:hAnsi="宋体" w:eastAsia="宋体" w:cs="宋体"/>
               <w:szCs w:val="21"/>
             </w:rPr>
-            <w:instrText xml:space="preserve"> HYPERLINK \l _Toc18340 </w:instrText>
+            <w:instrText xml:space="preserve"> HYPERLINK \l _Toc27456 </w:instrText>
           </w:r>
           <w:r>
             <w:rPr>
@@ -1721,7 +1719,7 @@
             <w:fldChar w:fldCharType="begin"/>
           </w:r>
           <w:r>
-            <w:instrText xml:space="preserve"> PAGEREF _Toc18340 \h </w:instrText>
+            <w:instrText xml:space="preserve"> PAGEREF _Toc27456 \h </w:instrText>
           </w:r>
           <w:r>
             <w:fldChar w:fldCharType="separate"/>
@@ -1759,7 +1757,7 @@
               <w:rFonts w:ascii="宋体" w:hAnsi="宋体" w:eastAsia="宋体" w:cs="宋体"/>
               <w:szCs w:val="21"/>
             </w:rPr>
-            <w:instrText xml:space="preserve"> HYPERLINK \l _Toc17234 </w:instrText>
+            <w:instrText xml:space="preserve"> HYPERLINK \l _Toc21973 </w:instrText>
           </w:r>
           <w:r>
             <w:rPr>
@@ -1778,7 +1776,7 @@
             <w:fldChar w:fldCharType="begin"/>
           </w:r>
           <w:r>
-            <w:instrText xml:space="preserve"> PAGEREF _Toc17234 \h </w:instrText>
+            <w:instrText xml:space="preserve"> PAGEREF _Toc21973 \h </w:instrText>
           </w:r>
           <w:r>
             <w:fldChar w:fldCharType="separate"/>
@@ -1816,7 +1814,7 @@
               <w:rFonts w:ascii="宋体" w:hAnsi="宋体" w:eastAsia="宋体" w:cs="宋体"/>
               <w:szCs w:val="21"/>
             </w:rPr>
-            <w:instrText xml:space="preserve"> HYPERLINK \l _Toc30232 </w:instrText>
+            <w:instrText xml:space="preserve"> HYPERLINK \l _Toc11166 </w:instrText>
           </w:r>
           <w:r>
             <w:rPr>
@@ -1841,7 +1839,7 @@
             <w:fldChar w:fldCharType="begin"/>
           </w:r>
           <w:r>
-            <w:instrText xml:space="preserve"> PAGEREF _Toc30232 \h </w:instrText>
+            <w:instrText xml:space="preserve"> PAGEREF _Toc11166 \h </w:instrText>
           </w:r>
           <w:r>
             <w:fldChar w:fldCharType="separate"/>
@@ -1879,7 +1877,7 @@
               <w:rFonts w:ascii="宋体" w:hAnsi="宋体" w:eastAsia="宋体" w:cs="宋体"/>
               <w:szCs w:val="21"/>
             </w:rPr>
-            <w:instrText xml:space="preserve"> HYPERLINK \l _Toc6019 </w:instrText>
+            <w:instrText xml:space="preserve"> HYPERLINK \l _Toc16537 </w:instrText>
           </w:r>
           <w:r>
             <w:rPr>
@@ -1903,7 +1901,7 @@
             <w:fldChar w:fldCharType="begin"/>
           </w:r>
           <w:r>
-            <w:instrText xml:space="preserve"> PAGEREF _Toc6019 \h </w:instrText>
+            <w:instrText xml:space="preserve"> PAGEREF _Toc16537 \h </w:instrText>
           </w:r>
           <w:r>
             <w:fldChar w:fldCharType="separate"/>
@@ -1941,7 +1939,7 @@
               <w:rFonts w:ascii="宋体" w:hAnsi="宋体" w:eastAsia="宋体" w:cs="宋体"/>
               <w:szCs w:val="21"/>
             </w:rPr>
-            <w:instrText xml:space="preserve"> HYPERLINK \l _Toc17533 </w:instrText>
+            <w:instrText xml:space="preserve"> HYPERLINK \l _Toc31192 </w:instrText>
           </w:r>
           <w:r>
             <w:rPr>
@@ -1966,7 +1964,7 @@
             <w:fldChar w:fldCharType="begin"/>
           </w:r>
           <w:r>
-            <w:instrText xml:space="preserve"> PAGEREF _Toc17533 \h </w:instrText>
+            <w:instrText xml:space="preserve"> PAGEREF _Toc31192 \h </w:instrText>
           </w:r>
           <w:r>
             <w:fldChar w:fldCharType="separate"/>
@@ -2004,7 +2002,7 @@
               <w:rFonts w:ascii="宋体" w:hAnsi="宋体" w:eastAsia="宋体" w:cs="宋体"/>
               <w:szCs w:val="21"/>
             </w:rPr>
-            <w:instrText xml:space="preserve"> HYPERLINK \l _Toc3729 </w:instrText>
+            <w:instrText xml:space="preserve"> HYPERLINK \l _Toc29688 </w:instrText>
           </w:r>
           <w:r>
             <w:rPr>
@@ -2029,7 +2027,7 @@
             <w:fldChar w:fldCharType="begin"/>
           </w:r>
           <w:r>
-            <w:instrText xml:space="preserve"> PAGEREF _Toc3729 \h </w:instrText>
+            <w:instrText xml:space="preserve"> PAGEREF _Toc29688 \h </w:instrText>
           </w:r>
           <w:r>
             <w:fldChar w:fldCharType="separate"/>
@@ -2067,7 +2065,7 @@
               <w:rFonts w:ascii="宋体" w:hAnsi="宋体" w:eastAsia="宋体" w:cs="宋体"/>
               <w:szCs w:val="21"/>
             </w:rPr>
-            <w:instrText xml:space="preserve"> HYPERLINK \l _Toc28474 </w:instrText>
+            <w:instrText xml:space="preserve"> HYPERLINK \l _Toc10416 </w:instrText>
           </w:r>
           <w:r>
             <w:rPr>
@@ -2092,7 +2090,7 @@
             <w:fldChar w:fldCharType="begin"/>
           </w:r>
           <w:r>
-            <w:instrText xml:space="preserve"> PAGEREF _Toc28474 \h </w:instrText>
+            <w:instrText xml:space="preserve"> PAGEREF _Toc10416 \h </w:instrText>
           </w:r>
           <w:r>
             <w:fldChar w:fldCharType="separate"/>
@@ -2130,7 +2128,7 @@
               <w:rFonts w:ascii="宋体" w:hAnsi="宋体" w:eastAsia="宋体" w:cs="宋体"/>
               <w:szCs w:val="21"/>
             </w:rPr>
-            <w:instrText xml:space="preserve"> HYPERLINK \l _Toc15041 </w:instrText>
+            <w:instrText xml:space="preserve"> HYPERLINK \l _Toc9010 </w:instrText>
           </w:r>
           <w:r>
             <w:rPr>
@@ -2155,7 +2153,7 @@
             <w:fldChar w:fldCharType="begin"/>
           </w:r>
           <w:r>
-            <w:instrText xml:space="preserve"> PAGEREF _Toc15041 \h </w:instrText>
+            <w:instrText xml:space="preserve"> PAGEREF _Toc9010 \h </w:instrText>
           </w:r>
           <w:r>
             <w:fldChar w:fldCharType="separate"/>
@@ -2193,7 +2191,7 @@
               <w:rFonts w:ascii="宋体" w:hAnsi="宋体" w:eastAsia="宋体" w:cs="宋体"/>
               <w:szCs w:val="21"/>
             </w:rPr>
-            <w:instrText xml:space="preserve"> HYPERLINK \l _Toc20759 </w:instrText>
+            <w:instrText xml:space="preserve"> HYPERLINK \l _Toc9185 </w:instrText>
           </w:r>
           <w:r>
             <w:rPr>
@@ -2218,7 +2216,7 @@
             <w:fldChar w:fldCharType="begin"/>
           </w:r>
           <w:r>
-            <w:instrText xml:space="preserve"> PAGEREF _Toc20759 \h </w:instrText>
+            <w:instrText xml:space="preserve"> PAGEREF _Toc9185 \h </w:instrText>
           </w:r>
           <w:r>
             <w:fldChar w:fldCharType="separate"/>
@@ -2256,7 +2254,7 @@
               <w:rFonts w:ascii="宋体" w:hAnsi="宋体" w:eastAsia="宋体" w:cs="宋体"/>
               <w:szCs w:val="21"/>
             </w:rPr>
-            <w:instrText xml:space="preserve"> HYPERLINK \l _Toc7939 </w:instrText>
+            <w:instrText xml:space="preserve"> HYPERLINK \l _Toc25249 </w:instrText>
           </w:r>
           <w:r>
             <w:rPr>
@@ -2281,7 +2279,7 @@
             <w:fldChar w:fldCharType="begin"/>
           </w:r>
           <w:r>
-            <w:instrText xml:space="preserve"> PAGEREF _Toc7939 \h </w:instrText>
+            <w:instrText xml:space="preserve"> PAGEREF _Toc25249 \h </w:instrText>
           </w:r>
           <w:r>
             <w:fldChar w:fldCharType="separate"/>
@@ -2319,7 +2317,7 @@
               <w:rFonts w:ascii="宋体" w:hAnsi="宋体" w:eastAsia="宋体" w:cs="宋体"/>
               <w:szCs w:val="21"/>
             </w:rPr>
-            <w:instrText xml:space="preserve"> HYPERLINK \l _Toc20323 </w:instrText>
+            <w:instrText xml:space="preserve"> HYPERLINK \l _Toc28580 </w:instrText>
           </w:r>
           <w:r>
             <w:rPr>
@@ -2344,7 +2342,7 @@
             <w:fldChar w:fldCharType="begin"/>
           </w:r>
           <w:r>
-            <w:instrText xml:space="preserve"> PAGEREF _Toc20323 \h </w:instrText>
+            <w:instrText xml:space="preserve"> PAGEREF _Toc28580 \h </w:instrText>
           </w:r>
           <w:r>
             <w:fldChar w:fldCharType="separate"/>
@@ -2382,7 +2380,7 @@
               <w:rFonts w:ascii="宋体" w:hAnsi="宋体" w:eastAsia="宋体" w:cs="宋体"/>
               <w:szCs w:val="21"/>
             </w:rPr>
-            <w:instrText xml:space="preserve"> HYPERLINK \l _Toc18694 </w:instrText>
+            <w:instrText xml:space="preserve"> HYPERLINK \l _Toc2501 </w:instrText>
           </w:r>
           <w:r>
             <w:rPr>
@@ -2407,7 +2405,7 @@
             <w:fldChar w:fldCharType="begin"/>
           </w:r>
           <w:r>
-            <w:instrText xml:space="preserve"> PAGEREF _Toc18694 \h </w:instrText>
+            <w:instrText xml:space="preserve"> PAGEREF _Toc2501 \h </w:instrText>
           </w:r>
           <w:r>
             <w:fldChar w:fldCharType="separate"/>
@@ -2445,7 +2443,7 @@
               <w:rFonts w:ascii="宋体" w:hAnsi="宋体" w:eastAsia="宋体" w:cs="宋体"/>
               <w:szCs w:val="21"/>
             </w:rPr>
-            <w:instrText xml:space="preserve"> HYPERLINK \l _Toc28742 </w:instrText>
+            <w:instrText xml:space="preserve"> HYPERLINK \l _Toc24854 </w:instrText>
           </w:r>
           <w:r>
             <w:rPr>
@@ -2470,7 +2468,7 @@
             <w:fldChar w:fldCharType="begin"/>
           </w:r>
           <w:r>
-            <w:instrText xml:space="preserve"> PAGEREF _Toc28742 \h </w:instrText>
+            <w:instrText xml:space="preserve"> PAGEREF _Toc24854 \h </w:instrText>
           </w:r>
           <w:r>
             <w:fldChar w:fldCharType="separate"/>
@@ -2508,7 +2506,7 @@
               <w:rFonts w:ascii="宋体" w:hAnsi="宋体" w:eastAsia="宋体" w:cs="宋体"/>
               <w:szCs w:val="21"/>
             </w:rPr>
-            <w:instrText xml:space="preserve"> HYPERLINK \l _Toc24765 </w:instrText>
+            <w:instrText xml:space="preserve"> HYPERLINK \l _Toc28273 </w:instrText>
           </w:r>
           <w:r>
             <w:rPr>
@@ -2533,7 +2531,7 @@
             <w:fldChar w:fldCharType="begin"/>
           </w:r>
           <w:r>
-            <w:instrText xml:space="preserve"> PAGEREF _Toc24765 \h </w:instrText>
+            <w:instrText xml:space="preserve"> PAGEREF _Toc28273 \h </w:instrText>
           </w:r>
           <w:r>
             <w:fldChar w:fldCharType="separate"/>
@@ -2571,7 +2569,7 @@
               <w:rFonts w:ascii="宋体" w:hAnsi="宋体" w:eastAsia="宋体" w:cs="宋体"/>
               <w:szCs w:val="21"/>
             </w:rPr>
-            <w:instrText xml:space="preserve"> HYPERLINK \l _Toc13479 </w:instrText>
+            <w:instrText xml:space="preserve"> HYPERLINK \l _Toc16170 </w:instrText>
           </w:r>
           <w:r>
             <w:rPr>
@@ -2603,7 +2601,7 @@
             <w:fldChar w:fldCharType="begin"/>
           </w:r>
           <w:r>
-            <w:instrText xml:space="preserve"> PAGEREF _Toc13479 \h </w:instrText>
+            <w:instrText xml:space="preserve"> PAGEREF _Toc16170 \h </w:instrText>
           </w:r>
           <w:r>
             <w:fldChar w:fldCharType="separate"/>
@@ -2641,7 +2639,7 @@
               <w:rFonts w:ascii="宋体" w:hAnsi="宋体" w:eastAsia="宋体" w:cs="宋体"/>
               <w:szCs w:val="21"/>
             </w:rPr>
-            <w:instrText xml:space="preserve"> HYPERLINK \l _Toc297 </w:instrText>
+            <w:instrText xml:space="preserve"> HYPERLINK \l _Toc2708 </w:instrText>
           </w:r>
           <w:r>
             <w:rPr>
@@ -2666,7 +2664,7 @@
             <w:fldChar w:fldCharType="begin"/>
           </w:r>
           <w:r>
-            <w:instrText xml:space="preserve"> PAGEREF _Toc297 \h </w:instrText>
+            <w:instrText xml:space="preserve"> PAGEREF _Toc2708 \h </w:instrText>
           </w:r>
           <w:r>
             <w:fldChar w:fldCharType="separate"/>
@@ -2704,7 +2702,7 @@
               <w:rFonts w:ascii="宋体" w:hAnsi="宋体" w:eastAsia="宋体" w:cs="宋体"/>
               <w:szCs w:val="21"/>
             </w:rPr>
-            <w:instrText xml:space="preserve"> HYPERLINK \l _Toc23124 </w:instrText>
+            <w:instrText xml:space="preserve"> HYPERLINK \l _Toc14282 </w:instrText>
           </w:r>
           <w:r>
             <w:rPr>
@@ -2729,7 +2727,7 @@
             <w:fldChar w:fldCharType="begin"/>
           </w:r>
           <w:r>
-            <w:instrText xml:space="preserve"> PAGEREF _Toc23124 \h </w:instrText>
+            <w:instrText xml:space="preserve"> PAGEREF _Toc14282 \h </w:instrText>
           </w:r>
           <w:r>
             <w:fldChar w:fldCharType="separate"/>
@@ -2767,7 +2765,7 @@
               <w:rFonts w:ascii="宋体" w:hAnsi="宋体" w:eastAsia="宋体" w:cs="宋体"/>
               <w:szCs w:val="21"/>
             </w:rPr>
-            <w:instrText xml:space="preserve"> HYPERLINK \l _Toc3181 </w:instrText>
+            <w:instrText xml:space="preserve"> HYPERLINK \l _Toc26942 </w:instrText>
           </w:r>
           <w:r>
             <w:rPr>
@@ -2792,7 +2790,7 @@
             <w:fldChar w:fldCharType="begin"/>
           </w:r>
           <w:r>
-            <w:instrText xml:space="preserve"> PAGEREF _Toc3181 \h </w:instrText>
+            <w:instrText xml:space="preserve"> PAGEREF _Toc26942 \h </w:instrText>
           </w:r>
           <w:r>
             <w:fldChar w:fldCharType="separate"/>
@@ -2830,7 +2828,7 @@
               <w:rFonts w:ascii="宋体" w:hAnsi="宋体" w:eastAsia="宋体" w:cs="宋体"/>
               <w:szCs w:val="21"/>
             </w:rPr>
-            <w:instrText xml:space="preserve"> HYPERLINK \l _Toc4169 </w:instrText>
+            <w:instrText xml:space="preserve"> HYPERLINK \l _Toc13133 </w:instrText>
           </w:r>
           <w:r>
             <w:rPr>
@@ -2855,7 +2853,7 @@
             <w:fldChar w:fldCharType="begin"/>
           </w:r>
           <w:r>
-            <w:instrText xml:space="preserve"> PAGEREF _Toc4169 \h </w:instrText>
+            <w:instrText xml:space="preserve"> PAGEREF _Toc13133 \h </w:instrText>
           </w:r>
           <w:r>
             <w:fldChar w:fldCharType="separate"/>
@@ -2893,7 +2891,7 @@
               <w:rFonts w:ascii="宋体" w:hAnsi="宋体" w:eastAsia="宋体" w:cs="宋体"/>
               <w:szCs w:val="21"/>
             </w:rPr>
-            <w:instrText xml:space="preserve"> HYPERLINK \l _Toc32109 </w:instrText>
+            <w:instrText xml:space="preserve"> HYPERLINK \l _Toc23756 </w:instrText>
           </w:r>
           <w:r>
             <w:rPr>
@@ -2918,7 +2916,7 @@
             <w:fldChar w:fldCharType="begin"/>
           </w:r>
           <w:r>
-            <w:instrText xml:space="preserve"> PAGEREF _Toc32109 \h </w:instrText>
+            <w:instrText xml:space="preserve"> PAGEREF _Toc23756 \h </w:instrText>
           </w:r>
           <w:r>
             <w:fldChar w:fldCharType="separate"/>
@@ -2956,7 +2954,7 @@
               <w:rFonts w:ascii="宋体" w:hAnsi="宋体" w:eastAsia="宋体" w:cs="宋体"/>
               <w:szCs w:val="21"/>
             </w:rPr>
-            <w:instrText xml:space="preserve"> HYPERLINK \l _Toc13896 </w:instrText>
+            <w:instrText xml:space="preserve"> HYPERLINK \l _Toc8315 </w:instrText>
           </w:r>
           <w:r>
             <w:rPr>
@@ -2981,7 +2979,7 @@
             <w:fldChar w:fldCharType="begin"/>
           </w:r>
           <w:r>
-            <w:instrText xml:space="preserve"> PAGEREF _Toc13896 \h </w:instrText>
+            <w:instrText xml:space="preserve"> PAGEREF _Toc8315 \h </w:instrText>
           </w:r>
           <w:r>
             <w:fldChar w:fldCharType="separate"/>
@@ -3019,7 +3017,7 @@
               <w:rFonts w:ascii="宋体" w:hAnsi="宋体" w:eastAsia="宋体" w:cs="宋体"/>
               <w:szCs w:val="21"/>
             </w:rPr>
-            <w:instrText xml:space="preserve"> HYPERLINK \l _Toc2960 </w:instrText>
+            <w:instrText xml:space="preserve"> HYPERLINK \l _Toc20315 </w:instrText>
           </w:r>
           <w:r>
             <w:rPr>
@@ -3044,7 +3042,7 @@
             <w:fldChar w:fldCharType="begin"/>
           </w:r>
           <w:r>
-            <w:instrText xml:space="preserve"> PAGEREF _Toc2960 \h </w:instrText>
+            <w:instrText xml:space="preserve"> PAGEREF _Toc20315 \h </w:instrText>
           </w:r>
           <w:r>
             <w:fldChar w:fldCharType="separate"/>
@@ -3082,7 +3080,7 @@
               <w:rFonts w:ascii="宋体" w:hAnsi="宋体" w:eastAsia="宋体" w:cs="宋体"/>
               <w:szCs w:val="21"/>
             </w:rPr>
-            <w:instrText xml:space="preserve"> HYPERLINK \l _Toc18979 </w:instrText>
+            <w:instrText xml:space="preserve"> HYPERLINK \l _Toc26022 </w:instrText>
           </w:r>
           <w:r>
             <w:rPr>
@@ -3107,7 +3105,7 @@
             <w:fldChar w:fldCharType="begin"/>
           </w:r>
           <w:r>
-            <w:instrText xml:space="preserve"> PAGEREF _Toc18979 \h </w:instrText>
+            <w:instrText xml:space="preserve"> PAGEREF _Toc26022 \h </w:instrText>
           </w:r>
           <w:r>
             <w:fldChar w:fldCharType="separate"/>
@@ -3145,7 +3143,7 @@
               <w:rFonts w:ascii="宋体" w:hAnsi="宋体" w:eastAsia="宋体" w:cs="宋体"/>
               <w:szCs w:val="21"/>
             </w:rPr>
-            <w:instrText xml:space="preserve"> HYPERLINK \l _Toc22870 </w:instrText>
+            <w:instrText xml:space="preserve"> HYPERLINK \l _Toc18420 </w:instrText>
           </w:r>
           <w:r>
             <w:rPr>
@@ -3170,7 +3168,7 @@
             <w:fldChar w:fldCharType="begin"/>
           </w:r>
           <w:r>
-            <w:instrText xml:space="preserve"> PAGEREF _Toc22870 \h </w:instrText>
+            <w:instrText xml:space="preserve"> PAGEREF _Toc18420 \h </w:instrText>
           </w:r>
           <w:r>
             <w:fldChar w:fldCharType="separate"/>
@@ -3208,7 +3206,7 @@
               <w:rFonts w:ascii="宋体" w:hAnsi="宋体" w:eastAsia="宋体" w:cs="宋体"/>
               <w:szCs w:val="21"/>
             </w:rPr>
-            <w:instrText xml:space="preserve"> HYPERLINK \l _Toc30823 </w:instrText>
+            <w:instrText xml:space="preserve"> HYPERLINK \l _Toc18345 </w:instrText>
           </w:r>
           <w:r>
             <w:rPr>
@@ -3233,7 +3231,7 @@
             <w:fldChar w:fldCharType="begin"/>
           </w:r>
           <w:r>
-            <w:instrText xml:space="preserve"> PAGEREF _Toc30823 \h </w:instrText>
+            <w:instrText xml:space="preserve"> PAGEREF _Toc18345 \h </w:instrText>
           </w:r>
           <w:r>
             <w:fldChar w:fldCharType="separate"/>
@@ -3271,7 +3269,7 @@
               <w:rFonts w:ascii="宋体" w:hAnsi="宋体" w:eastAsia="宋体" w:cs="宋体"/>
               <w:szCs w:val="21"/>
             </w:rPr>
-            <w:instrText xml:space="preserve"> HYPERLINK \l _Toc27877 </w:instrText>
+            <w:instrText xml:space="preserve"> HYPERLINK \l _Toc21017 </w:instrText>
           </w:r>
           <w:r>
             <w:rPr>
@@ -3301,7 +3299,7 @@
             <w:fldChar w:fldCharType="begin"/>
           </w:r>
           <w:r>
-            <w:instrText xml:space="preserve"> PAGEREF _Toc27877 \h </w:instrText>
+            <w:instrText xml:space="preserve"> PAGEREF _Toc21017 \h </w:instrText>
           </w:r>
           <w:r>
             <w:fldChar w:fldCharType="separate"/>
@@ -3339,7 +3337,7 @@
               <w:rFonts w:ascii="宋体" w:hAnsi="宋体" w:eastAsia="宋体" w:cs="宋体"/>
               <w:szCs w:val="21"/>
             </w:rPr>
-            <w:instrText xml:space="preserve"> HYPERLINK \l _Toc13128 </w:instrText>
+            <w:instrText xml:space="preserve"> HYPERLINK \l _Toc24015 </w:instrText>
           </w:r>
           <w:r>
             <w:rPr>
@@ -3364,7 +3362,7 @@
             <w:fldChar w:fldCharType="begin"/>
           </w:r>
           <w:r>
-            <w:instrText xml:space="preserve"> PAGEREF _Toc13128 \h </w:instrText>
+            <w:instrText xml:space="preserve"> PAGEREF _Toc24015 \h </w:instrText>
           </w:r>
           <w:r>
             <w:fldChar w:fldCharType="separate"/>
@@ -3440,7 +3438,7 @@
       </w:pPr>
       <w:bookmarkStart w:id="4" w:name="bookmark1"/>
       <w:bookmarkEnd w:id="4"/>
-      <w:bookmarkStart w:id="5" w:name="_Toc17533"/>
+      <w:bookmarkStart w:id="5" w:name="_Toc31192"/>
       <w:r>
         <w:t>总则</w:t>
       </w:r>
@@ -3464,7 +3462,7 @@
         <w:snapToGrid w:val="0"/>
         <w:textAlignment w:val="baseline"/>
       </w:pPr>
-      <w:bookmarkStart w:id="6" w:name="_Toc3729"/>
+      <w:bookmarkStart w:id="6" w:name="_Toc29688"/>
       <w:r>
         <w:t>目的</w:t>
       </w:r>
@@ -3592,7 +3590,7 @@
         <w:snapToGrid w:val="0"/>
         <w:textAlignment w:val="baseline"/>
       </w:pPr>
-      <w:bookmarkStart w:id="7" w:name="_Toc28474"/>
+      <w:bookmarkStart w:id="7" w:name="_Toc10416"/>
       <w:r>
         <w:t>原则</w:t>
       </w:r>
@@ -3724,7 +3722,7 @@
         <w:snapToGrid w:val="0"/>
         <w:textAlignment w:val="baseline"/>
       </w:pPr>
-      <w:bookmarkStart w:id="8" w:name="_Toc15041"/>
+      <w:bookmarkStart w:id="8" w:name="_Toc9010"/>
       <w:r>
         <w:t>适用范围</w:t>
       </w:r>
@@ -3770,7 +3768,7 @@
         <w:snapToGrid w:val="0"/>
         <w:textAlignment w:val="baseline"/>
       </w:pPr>
-      <w:bookmarkStart w:id="9" w:name="_Toc20759"/>
+      <w:bookmarkStart w:id="9" w:name="_Toc9185"/>
       <w:r>
         <w:t>职责</w:t>
       </w:r>
@@ -3794,7 +3792,7 @@
         <w:snapToGrid w:val="0"/>
         <w:textAlignment w:val="baseline"/>
       </w:pPr>
-      <w:bookmarkStart w:id="10" w:name="_Toc7939"/>
+      <w:bookmarkStart w:id="10" w:name="_Toc25249"/>
       <w:r>
         <w:t>人力资源部职责</w:t>
       </w:r>
@@ -3899,7 +3897,7 @@
         <w:snapToGrid w:val="0"/>
         <w:textAlignment w:val="baseline"/>
       </w:pPr>
-      <w:bookmarkStart w:id="11" w:name="_Toc20323"/>
+      <w:bookmarkStart w:id="11" w:name="_Toc28580"/>
       <w:r>
         <w:t>考评人职责</w:t>
       </w:r>
@@ -4058,7 +4056,7 @@
         <w:snapToGrid w:val="0"/>
         <w:textAlignment w:val="baseline"/>
       </w:pPr>
-      <w:bookmarkStart w:id="12" w:name="_Toc18694"/>
+      <w:bookmarkStart w:id="12" w:name="_Toc2501"/>
       <w:r>
         <w:t>被考评人职责</w:t>
       </w:r>
@@ -4190,7 +4188,7 @@
         <w:snapToGrid w:val="0"/>
         <w:textAlignment w:val="baseline"/>
       </w:pPr>
-      <w:bookmarkStart w:id="13" w:name="_Toc28742"/>
+      <w:bookmarkStart w:id="13" w:name="_Toc24854"/>
       <w:r>
         <w:t>考评层级</w:t>
       </w:r>
@@ -4317,7 +4315,7 @@
         <w:snapToGrid w:val="0"/>
         <w:textAlignment w:val="baseline"/>
       </w:pPr>
-      <w:bookmarkStart w:id="14" w:name="_Toc24765"/>
+      <w:bookmarkStart w:id="14" w:name="_Toc28273"/>
       <w:r>
         <w:t>考评分类</w:t>
       </w:r>
@@ -4422,7 +4420,7 @@
           <w:szCs w:val="32"/>
         </w:rPr>
       </w:pPr>
-      <w:bookmarkStart w:id="15" w:name="_Toc13479"/>
+      <w:bookmarkStart w:id="15" w:name="_Toc16170"/>
       <w:r>
         <w:rPr>
           <w:rFonts w:ascii="宋体" w:hAnsi="宋体" w:eastAsia="宋体" w:cs="宋体"/>
@@ -4454,7 +4452,7 @@
         <w:snapToGrid w:val="0"/>
         <w:textAlignment w:val="baseline"/>
       </w:pPr>
-      <w:bookmarkStart w:id="16" w:name="_Toc297"/>
+      <w:bookmarkStart w:id="16" w:name="_Toc2708"/>
       <w:r>
         <w:t>考评时间</w:t>
       </w:r>
@@ -5453,7 +5451,7 @@
         <w:snapToGrid w:val="0"/>
         <w:textAlignment w:val="baseline"/>
       </w:pPr>
-      <w:bookmarkStart w:id="17" w:name="_Toc23124"/>
+      <w:bookmarkStart w:id="17" w:name="_Toc14282"/>
       <w:r>
         <w:t>考评范围</w:t>
       </w:r>
@@ -5529,7 +5527,7 @@
         <w:snapToGrid w:val="0"/>
         <w:textAlignment w:val="baseline"/>
       </w:pPr>
-      <w:bookmarkStart w:id="18" w:name="_Toc3181"/>
+      <w:bookmarkStart w:id="18" w:name="_Toc26942"/>
       <w:r>
         <w:t>考评内容</w:t>
       </w:r>
@@ -5642,6 +5640,12 @@
             <w:insideH w:val="single" w:color="auto" w:sz="4" w:space="0"/>
             <w:insideV w:val="single" w:color="auto" w:sz="4" w:space="0"/>
           </w:tblBorders>
+          <w:tblCellMar>
+            <w:top w:w="0" w:type="dxa"/>
+            <w:left w:w="108" w:type="dxa"/>
+            <w:bottom w:w="0" w:type="dxa"/>
+            <w:right w:w="108" w:type="dxa"/>
+          </w:tblCellMar>
         </w:tblPrEx>
         <w:trPr>
           <w:jc w:val="center"/>
@@ -6785,7 +6789,7 @@
         <w:snapToGrid w:val="0"/>
         <w:textAlignment w:val="baseline"/>
       </w:pPr>
-      <w:bookmarkStart w:id="20" w:name="_Toc4169"/>
+      <w:bookmarkStart w:id="20" w:name="_Toc13133"/>
       <w:r>
         <w:t>年度考评</w:t>
       </w:r>
@@ -6809,7 +6813,7 @@
         <w:snapToGrid w:val="0"/>
         <w:textAlignment w:val="baseline"/>
       </w:pPr>
-      <w:bookmarkStart w:id="21" w:name="_Toc32109"/>
+      <w:bookmarkStart w:id="21" w:name="_Toc23756"/>
       <w:r>
         <w:t>考评时间</w:t>
       </w:r>
@@ -7685,7 +7689,7 @@
         <w:snapToGrid w:val="0"/>
         <w:textAlignment w:val="baseline"/>
       </w:pPr>
-      <w:bookmarkStart w:id="22" w:name="_Toc13896"/>
+      <w:bookmarkStart w:id="22" w:name="_Toc8315"/>
       <w:r>
         <w:t>考评范围</w:t>
       </w:r>
@@ -7796,7 +7800,7 @@
         <w:snapToGrid w:val="0"/>
         <w:textAlignment w:val="baseline"/>
       </w:pPr>
-      <w:bookmarkStart w:id="23" w:name="_Toc2960"/>
+      <w:bookmarkStart w:id="23" w:name="_Toc20315"/>
       <w:r>
         <w:t>考评内容</w:t>
       </w:r>
@@ -8401,7 +8405,7 @@
         <w:snapToGrid w:val="0"/>
         <w:textAlignment w:val="baseline"/>
       </w:pPr>
-      <w:bookmarkStart w:id="24" w:name="_Toc18979"/>
+      <w:bookmarkStart w:id="24" w:name="_Toc26022"/>
       <w:r>
         <w:t>考评等级及结果应用</w:t>
       </w:r>
@@ -9657,7 +9661,7 @@
         <w:pStyle w:val="28"/>
         <w:bidi w:val="0"/>
       </w:pPr>
-      <w:bookmarkStart w:id="25" w:name="_Toc22870"/>
+      <w:bookmarkStart w:id="25" w:name="_Toc18420"/>
       <w:r>
         <w:t>绩效考评面谈</w:t>
       </w:r>
@@ -9771,7 +9775,7 @@
         <w:snapToGrid w:val="0"/>
         <w:textAlignment w:val="baseline"/>
       </w:pPr>
-      <w:bookmarkStart w:id="26" w:name="_Toc30823"/>
+      <w:bookmarkStart w:id="26" w:name="_Toc18345"/>
       <w:r>
         <w:t>考评申诉</w:t>
       </w:r>
@@ -9949,7 +9953,7 @@
           <w:lang w:val="en-US" w:eastAsia="zh-CN"/>
         </w:rPr>
       </w:pPr>
-      <w:bookmarkStart w:id="27" w:name="_Toc27877"/>
+      <w:bookmarkStart w:id="27" w:name="_Toc21017"/>
       <w:r>
         <w:rPr>
           <w:rFonts w:hint="eastAsia"/>
@@ -10481,7 +10485,7 @@
         <w:snapToGrid w:val="0"/>
         <w:textAlignment w:val="baseline"/>
       </w:pPr>
-      <w:bookmarkStart w:id="28" w:name="_Toc13128"/>
+      <w:bookmarkStart w:id="28" w:name="_Toc24015"/>
       <w:r>
         <w:t>附则</w:t>
       </w:r>
@@ -10675,32 +10679,6 @@
         <w:bidi w:val="0"/>
         <w:adjustRightInd w:val="0"/>
         <w:snapToGrid w:val="0"/>
-        <w:spacing w:before="47" w:line="219" w:lineRule="auto"/>
-        <w:ind w:left="42"/>
-        <w:textAlignment w:val="baseline"/>
-        <w:rPr>
-          <w:rFonts w:ascii="宋体" w:hAnsi="宋体" w:eastAsia="宋体" w:cs="宋体"/>
-          <w:spacing w:val="-3"/>
-          <w:sz w:val="24"/>
-          <w:szCs w:val="24"/>
-        </w:rPr>
-      </w:pPr>
-    </w:p>
-    <w:p>
-      <w:pPr>
-        <w:keepNext w:val="0"/>
-        <w:keepLines w:val="0"/>
-        <w:pageBreakBefore w:val="0"/>
-        <w:widowControl w:val="0"/>
-        <w:kinsoku w:val="0"/>
-        <w:wordWrap/>
-        <w:overflowPunct/>
-        <w:topLinePunct w:val="0"/>
-        <w:autoSpaceDE w:val="0"/>
-        <w:autoSpaceDN w:val="0"/>
-        <w:bidi w:val="0"/>
-        <w:adjustRightInd w:val="0"/>
-        <w:snapToGrid w:val="0"/>
         <w:textAlignment w:val="baseline"/>
         <w:rPr>
           <w:rFonts w:ascii="宋体" w:hAnsi="宋体" w:eastAsia="宋体" w:cs="宋体"/>
@@ -10711,6 +10689,8 @@
           <w:szCs w:val="48"/>
         </w:rPr>
       </w:pPr>
+      <w:bookmarkStart w:id="29" w:name="_GoBack"/>
+      <w:bookmarkEnd w:id="29"/>
       <w:r>
         <w:rPr>
           <w:rFonts w:ascii="宋体" w:hAnsi="宋体" w:eastAsia="宋体" w:cs="宋体"/>
@@ -14615,6 +14595,12 @@
             <w:insideH w:val="none" w:color="auto" w:sz="0" w:space="0"/>
             <w:insideV w:val="none" w:color="auto" w:sz="0" w:space="0"/>
           </w:tblBorders>
+          <w:tblCellMar>
+            <w:top w:w="0" w:type="dxa"/>
+            <w:left w:w="0" w:type="dxa"/>
+            <w:bottom w:w="0" w:type="dxa"/>
+            <w:right w:w="0" w:type="dxa"/>
+          </w:tblCellMar>
         </w:tblPrEx>
         <w:trPr>
           <w:trHeight w:val="13935" w:hRule="atLeast"/>

--- a/5.人员管理/1.流程制度规范类文件/050104-绩效考评管理办法.docx
+++ b/5.人员管理/1.流程制度规范类文件/050104-绩效考评管理办法.docx
@@ -39,7 +39,7 @@
         <w:snapToGrid w:val="0"/>
         <w:textAlignment w:val="baseline"/>
       </w:pPr>
-      <w:bookmarkStart w:id="0" w:name="_Toc27456"/>
+      <w:bookmarkStart w:id="0" w:name="_Toc22252"/>
       <w:r>
         <w:t>绩效考评管理办法</w:t>
       </w:r>
@@ -63,7 +63,7 @@
         <w:snapToGrid w:val="0"/>
         <w:textAlignment w:val="baseline"/>
       </w:pPr>
-      <w:bookmarkStart w:id="1" w:name="_Toc21973"/>
+      <w:bookmarkStart w:id="1" w:name="_Toc11069"/>
       <w:r>
         <w:t>中达丰集团有限公司</w:t>
       </w:r>
@@ -100,7 +100,7 @@
           <w:cols w:space="720" w:num="1"/>
         </w:sectPr>
       </w:pPr>
-      <w:bookmarkStart w:id="2" w:name="_Toc11166"/>
+      <w:bookmarkStart w:id="2" w:name="_Toc1326"/>
       <w:r>
         <w:rPr>
           <w:rFonts w:hint="eastAsia" w:ascii="宋体" w:hAnsi="宋体" w:eastAsia="宋体" w:cs="宋体"/>
@@ -139,7 +139,7 @@
           <w:szCs w:val="28"/>
         </w:rPr>
       </w:pPr>
-      <w:bookmarkStart w:id="3" w:name="_Toc16537"/>
+      <w:bookmarkStart w:id="3" w:name="_Toc32098"/>
       <w:r>
         <w:rPr>
           <w:rFonts w:ascii="宋体" w:hAnsi="宋体" w:eastAsia="宋体" w:cs="宋体"/>
@@ -1123,12 +1123,6 @@
             <w:insideH w:val="single" w:color="000000" w:sz="4" w:space="0"/>
             <w:insideV w:val="single" w:color="000000" w:sz="4" w:space="0"/>
           </w:tblBorders>
-          <w:tblCellMar>
-            <w:top w:w="0" w:type="dxa"/>
-            <w:left w:w="0" w:type="dxa"/>
-            <w:bottom w:w="0" w:type="dxa"/>
-            <w:right w:w="0" w:type="dxa"/>
-          </w:tblCellMar>
         </w:tblPrEx>
         <w:trPr>
           <w:trHeight w:val="528" w:hRule="atLeast"/>
@@ -1264,12 +1258,6 @@
             <w:insideH w:val="single" w:color="000000" w:sz="4" w:space="0"/>
             <w:insideV w:val="single" w:color="000000" w:sz="4" w:space="0"/>
           </w:tblBorders>
-          <w:tblCellMar>
-            <w:top w:w="0" w:type="dxa"/>
-            <w:left w:w="0" w:type="dxa"/>
-            <w:bottom w:w="0" w:type="dxa"/>
-            <w:right w:w="0" w:type="dxa"/>
-          </w:tblCellMar>
         </w:tblPrEx>
         <w:trPr>
           <w:trHeight w:val="528" w:hRule="atLeast"/>
@@ -1405,12 +1393,6 @@
             <w:insideH w:val="single" w:color="000000" w:sz="4" w:space="0"/>
             <w:insideV w:val="single" w:color="000000" w:sz="4" w:space="0"/>
           </w:tblBorders>
-          <w:tblCellMar>
-            <w:top w:w="0" w:type="dxa"/>
-            <w:left w:w="0" w:type="dxa"/>
-            <w:bottom w:w="0" w:type="dxa"/>
-            <w:right w:w="0" w:type="dxa"/>
-          </w:tblCellMar>
         </w:tblPrEx>
         <w:trPr>
           <w:trHeight w:val="589" w:hRule="atLeast"/>
@@ -1700,7 +1682,7 @@
               <w:rFonts w:ascii="宋体" w:hAnsi="宋体" w:eastAsia="宋体" w:cs="宋体"/>
               <w:szCs w:val="21"/>
             </w:rPr>
-            <w:instrText xml:space="preserve"> HYPERLINK \l _Toc27456 </w:instrText>
+            <w:instrText xml:space="preserve"> HYPERLINK \l _Toc22252 </w:instrText>
           </w:r>
           <w:r>
             <w:rPr>
@@ -1719,7 +1701,7 @@
             <w:fldChar w:fldCharType="begin"/>
           </w:r>
           <w:r>
-            <w:instrText xml:space="preserve"> PAGEREF _Toc27456 \h </w:instrText>
+            <w:instrText xml:space="preserve"> PAGEREF _Toc22252 \h </w:instrText>
           </w:r>
           <w:r>
             <w:fldChar w:fldCharType="separate"/>
@@ -1757,7 +1739,7 @@
               <w:rFonts w:ascii="宋体" w:hAnsi="宋体" w:eastAsia="宋体" w:cs="宋体"/>
               <w:szCs w:val="21"/>
             </w:rPr>
-            <w:instrText xml:space="preserve"> HYPERLINK \l _Toc21973 </w:instrText>
+            <w:instrText xml:space="preserve"> HYPERLINK \l _Toc11069 </w:instrText>
           </w:r>
           <w:r>
             <w:rPr>
@@ -1776,7 +1758,7 @@
             <w:fldChar w:fldCharType="begin"/>
           </w:r>
           <w:r>
-            <w:instrText xml:space="preserve"> PAGEREF _Toc21973 \h </w:instrText>
+            <w:instrText xml:space="preserve"> PAGEREF _Toc11069 \h </w:instrText>
           </w:r>
           <w:r>
             <w:fldChar w:fldCharType="separate"/>
@@ -1814,7 +1796,7 @@
               <w:rFonts w:ascii="宋体" w:hAnsi="宋体" w:eastAsia="宋体" w:cs="宋体"/>
               <w:szCs w:val="21"/>
             </w:rPr>
-            <w:instrText xml:space="preserve"> HYPERLINK \l _Toc11166 </w:instrText>
+            <w:instrText xml:space="preserve"> HYPERLINK \l _Toc1326 </w:instrText>
           </w:r>
           <w:r>
             <w:rPr>
@@ -1839,7 +1821,7 @@
             <w:fldChar w:fldCharType="begin"/>
           </w:r>
           <w:r>
-            <w:instrText xml:space="preserve"> PAGEREF _Toc11166 \h </w:instrText>
+            <w:instrText xml:space="preserve"> PAGEREF _Toc1326 \h </w:instrText>
           </w:r>
           <w:r>
             <w:fldChar w:fldCharType="separate"/>
@@ -1877,7 +1859,7 @@
               <w:rFonts w:ascii="宋体" w:hAnsi="宋体" w:eastAsia="宋体" w:cs="宋体"/>
               <w:szCs w:val="21"/>
             </w:rPr>
-            <w:instrText xml:space="preserve"> HYPERLINK \l _Toc16537 </w:instrText>
+            <w:instrText xml:space="preserve"> HYPERLINK \l _Toc32098 </w:instrText>
           </w:r>
           <w:r>
             <w:rPr>
@@ -1901,7 +1883,7 @@
             <w:fldChar w:fldCharType="begin"/>
           </w:r>
           <w:r>
-            <w:instrText xml:space="preserve"> PAGEREF _Toc16537 \h </w:instrText>
+            <w:instrText xml:space="preserve"> PAGEREF _Toc32098 \h </w:instrText>
           </w:r>
           <w:r>
             <w:fldChar w:fldCharType="separate"/>
@@ -1939,7 +1921,7 @@
               <w:rFonts w:ascii="宋体" w:hAnsi="宋体" w:eastAsia="宋体" w:cs="宋体"/>
               <w:szCs w:val="21"/>
             </w:rPr>
-            <w:instrText xml:space="preserve"> HYPERLINK \l _Toc31192 </w:instrText>
+            <w:instrText xml:space="preserve"> HYPERLINK \l _Toc8864 </w:instrText>
           </w:r>
           <w:r>
             <w:rPr>
@@ -1964,7 +1946,7 @@
             <w:fldChar w:fldCharType="begin"/>
           </w:r>
           <w:r>
-            <w:instrText xml:space="preserve"> PAGEREF _Toc31192 \h </w:instrText>
+            <w:instrText xml:space="preserve"> PAGEREF _Toc8864 \h </w:instrText>
           </w:r>
           <w:r>
             <w:fldChar w:fldCharType="separate"/>
@@ -2002,7 +1984,7 @@
               <w:rFonts w:ascii="宋体" w:hAnsi="宋体" w:eastAsia="宋体" w:cs="宋体"/>
               <w:szCs w:val="21"/>
             </w:rPr>
-            <w:instrText xml:space="preserve"> HYPERLINK \l _Toc29688 </w:instrText>
+            <w:instrText xml:space="preserve"> HYPERLINK \l _Toc27016 </w:instrText>
           </w:r>
           <w:r>
             <w:rPr>
@@ -2027,7 +2009,7 @@
             <w:fldChar w:fldCharType="begin"/>
           </w:r>
           <w:r>
-            <w:instrText xml:space="preserve"> PAGEREF _Toc29688 \h </w:instrText>
+            <w:instrText xml:space="preserve"> PAGEREF _Toc27016 \h </w:instrText>
           </w:r>
           <w:r>
             <w:fldChar w:fldCharType="separate"/>
@@ -2065,7 +2047,7 @@
               <w:rFonts w:ascii="宋体" w:hAnsi="宋体" w:eastAsia="宋体" w:cs="宋体"/>
               <w:szCs w:val="21"/>
             </w:rPr>
-            <w:instrText xml:space="preserve"> HYPERLINK \l _Toc10416 </w:instrText>
+            <w:instrText xml:space="preserve"> HYPERLINK \l _Toc4188 </w:instrText>
           </w:r>
           <w:r>
             <w:rPr>
@@ -2090,7 +2072,7 @@
             <w:fldChar w:fldCharType="begin"/>
           </w:r>
           <w:r>
-            <w:instrText xml:space="preserve"> PAGEREF _Toc10416 \h </w:instrText>
+            <w:instrText xml:space="preserve"> PAGEREF _Toc4188 \h </w:instrText>
           </w:r>
           <w:r>
             <w:fldChar w:fldCharType="separate"/>
@@ -2128,7 +2110,7 @@
               <w:rFonts w:ascii="宋体" w:hAnsi="宋体" w:eastAsia="宋体" w:cs="宋体"/>
               <w:szCs w:val="21"/>
             </w:rPr>
-            <w:instrText xml:space="preserve"> HYPERLINK \l _Toc9010 </w:instrText>
+            <w:instrText xml:space="preserve"> HYPERLINK \l _Toc2794 </w:instrText>
           </w:r>
           <w:r>
             <w:rPr>
@@ -2153,7 +2135,7 @@
             <w:fldChar w:fldCharType="begin"/>
           </w:r>
           <w:r>
-            <w:instrText xml:space="preserve"> PAGEREF _Toc9010 \h </w:instrText>
+            <w:instrText xml:space="preserve"> PAGEREF _Toc2794 \h </w:instrText>
           </w:r>
           <w:r>
             <w:fldChar w:fldCharType="separate"/>
@@ -2191,7 +2173,7 @@
               <w:rFonts w:ascii="宋体" w:hAnsi="宋体" w:eastAsia="宋体" w:cs="宋体"/>
               <w:szCs w:val="21"/>
             </w:rPr>
-            <w:instrText xml:space="preserve"> HYPERLINK \l _Toc9185 </w:instrText>
+            <w:instrText xml:space="preserve"> HYPERLINK \l _Toc26897 </w:instrText>
           </w:r>
           <w:r>
             <w:rPr>
@@ -2216,7 +2198,7 @@
             <w:fldChar w:fldCharType="begin"/>
           </w:r>
           <w:r>
-            <w:instrText xml:space="preserve"> PAGEREF _Toc9185 \h </w:instrText>
+            <w:instrText xml:space="preserve"> PAGEREF _Toc26897 \h </w:instrText>
           </w:r>
           <w:r>
             <w:fldChar w:fldCharType="separate"/>
@@ -2254,7 +2236,7 @@
               <w:rFonts w:ascii="宋体" w:hAnsi="宋体" w:eastAsia="宋体" w:cs="宋体"/>
               <w:szCs w:val="21"/>
             </w:rPr>
-            <w:instrText xml:space="preserve"> HYPERLINK \l _Toc25249 </w:instrText>
+            <w:instrText xml:space="preserve"> HYPERLINK \l _Toc21590 </w:instrText>
           </w:r>
           <w:r>
             <w:rPr>
@@ -2279,7 +2261,7 @@
             <w:fldChar w:fldCharType="begin"/>
           </w:r>
           <w:r>
-            <w:instrText xml:space="preserve"> PAGEREF _Toc25249 \h </w:instrText>
+            <w:instrText xml:space="preserve"> PAGEREF _Toc21590 \h </w:instrText>
           </w:r>
           <w:r>
             <w:fldChar w:fldCharType="separate"/>
@@ -2317,7 +2299,7 @@
               <w:rFonts w:ascii="宋体" w:hAnsi="宋体" w:eastAsia="宋体" w:cs="宋体"/>
               <w:szCs w:val="21"/>
             </w:rPr>
-            <w:instrText xml:space="preserve"> HYPERLINK \l _Toc28580 </w:instrText>
+            <w:instrText xml:space="preserve"> HYPERLINK \l _Toc29642 </w:instrText>
           </w:r>
           <w:r>
             <w:rPr>
@@ -2342,7 +2324,7 @@
             <w:fldChar w:fldCharType="begin"/>
           </w:r>
           <w:r>
-            <w:instrText xml:space="preserve"> PAGEREF _Toc28580 \h </w:instrText>
+            <w:instrText xml:space="preserve"> PAGEREF _Toc29642 \h </w:instrText>
           </w:r>
           <w:r>
             <w:fldChar w:fldCharType="separate"/>
@@ -2380,7 +2362,7 @@
               <w:rFonts w:ascii="宋体" w:hAnsi="宋体" w:eastAsia="宋体" w:cs="宋体"/>
               <w:szCs w:val="21"/>
             </w:rPr>
-            <w:instrText xml:space="preserve"> HYPERLINK \l _Toc2501 </w:instrText>
+            <w:instrText xml:space="preserve"> HYPERLINK \l _Toc23126 </w:instrText>
           </w:r>
           <w:r>
             <w:rPr>
@@ -2405,7 +2387,7 @@
             <w:fldChar w:fldCharType="begin"/>
           </w:r>
           <w:r>
-            <w:instrText xml:space="preserve"> PAGEREF _Toc2501 \h </w:instrText>
+            <w:instrText xml:space="preserve"> PAGEREF _Toc23126 \h </w:instrText>
           </w:r>
           <w:r>
             <w:fldChar w:fldCharType="separate"/>
@@ -2443,7 +2425,7 @@
               <w:rFonts w:ascii="宋体" w:hAnsi="宋体" w:eastAsia="宋体" w:cs="宋体"/>
               <w:szCs w:val="21"/>
             </w:rPr>
-            <w:instrText xml:space="preserve"> HYPERLINK \l _Toc24854 </w:instrText>
+            <w:instrText xml:space="preserve"> HYPERLINK \l _Toc24040 </w:instrText>
           </w:r>
           <w:r>
             <w:rPr>
@@ -2468,7 +2450,7 @@
             <w:fldChar w:fldCharType="begin"/>
           </w:r>
           <w:r>
-            <w:instrText xml:space="preserve"> PAGEREF _Toc24854 \h </w:instrText>
+            <w:instrText xml:space="preserve"> PAGEREF _Toc24040 \h </w:instrText>
           </w:r>
           <w:r>
             <w:fldChar w:fldCharType="separate"/>
@@ -2506,7 +2488,7 @@
               <w:rFonts w:ascii="宋体" w:hAnsi="宋体" w:eastAsia="宋体" w:cs="宋体"/>
               <w:szCs w:val="21"/>
             </w:rPr>
-            <w:instrText xml:space="preserve"> HYPERLINK \l _Toc28273 </w:instrText>
+            <w:instrText xml:space="preserve"> HYPERLINK \l _Toc23488 </w:instrText>
           </w:r>
           <w:r>
             <w:rPr>
@@ -2531,7 +2513,7 @@
             <w:fldChar w:fldCharType="begin"/>
           </w:r>
           <w:r>
-            <w:instrText xml:space="preserve"> PAGEREF _Toc28273 \h </w:instrText>
+            <w:instrText xml:space="preserve"> PAGEREF _Toc23488 \h </w:instrText>
           </w:r>
           <w:r>
             <w:fldChar w:fldCharType="separate"/>
@@ -2569,7 +2551,7 @@
               <w:rFonts w:ascii="宋体" w:hAnsi="宋体" w:eastAsia="宋体" w:cs="宋体"/>
               <w:szCs w:val="21"/>
             </w:rPr>
-            <w:instrText xml:space="preserve"> HYPERLINK \l _Toc16170 </w:instrText>
+            <w:instrText xml:space="preserve"> HYPERLINK \l _Toc32253 </w:instrText>
           </w:r>
           <w:r>
             <w:rPr>
@@ -2601,7 +2583,7 @@
             <w:fldChar w:fldCharType="begin"/>
           </w:r>
           <w:r>
-            <w:instrText xml:space="preserve"> PAGEREF _Toc16170 \h </w:instrText>
+            <w:instrText xml:space="preserve"> PAGEREF _Toc32253 \h </w:instrText>
           </w:r>
           <w:r>
             <w:fldChar w:fldCharType="separate"/>
@@ -2639,7 +2621,7 @@
               <w:rFonts w:ascii="宋体" w:hAnsi="宋体" w:eastAsia="宋体" w:cs="宋体"/>
               <w:szCs w:val="21"/>
             </w:rPr>
-            <w:instrText xml:space="preserve"> HYPERLINK \l _Toc2708 </w:instrText>
+            <w:instrText xml:space="preserve"> HYPERLINK \l _Toc25515 </w:instrText>
           </w:r>
           <w:r>
             <w:rPr>
@@ -2664,7 +2646,7 @@
             <w:fldChar w:fldCharType="begin"/>
           </w:r>
           <w:r>
-            <w:instrText xml:space="preserve"> PAGEREF _Toc2708 \h </w:instrText>
+            <w:instrText xml:space="preserve"> PAGEREF _Toc25515 \h </w:instrText>
           </w:r>
           <w:r>
             <w:fldChar w:fldCharType="separate"/>
@@ -2702,7 +2684,7 @@
               <w:rFonts w:ascii="宋体" w:hAnsi="宋体" w:eastAsia="宋体" w:cs="宋体"/>
               <w:szCs w:val="21"/>
             </w:rPr>
-            <w:instrText xml:space="preserve"> HYPERLINK \l _Toc14282 </w:instrText>
+            <w:instrText xml:space="preserve"> HYPERLINK \l _Toc11878 </w:instrText>
           </w:r>
           <w:r>
             <w:rPr>
@@ -2727,7 +2709,7 @@
             <w:fldChar w:fldCharType="begin"/>
           </w:r>
           <w:r>
-            <w:instrText xml:space="preserve"> PAGEREF _Toc14282 \h </w:instrText>
+            <w:instrText xml:space="preserve"> PAGEREF _Toc11878 \h </w:instrText>
           </w:r>
           <w:r>
             <w:fldChar w:fldCharType="separate"/>
@@ -2765,7 +2747,7 @@
               <w:rFonts w:ascii="宋体" w:hAnsi="宋体" w:eastAsia="宋体" w:cs="宋体"/>
               <w:szCs w:val="21"/>
             </w:rPr>
-            <w:instrText xml:space="preserve"> HYPERLINK \l _Toc26942 </w:instrText>
+            <w:instrText xml:space="preserve"> HYPERLINK \l _Toc30740 </w:instrText>
           </w:r>
           <w:r>
             <w:rPr>
@@ -2790,7 +2772,7 @@
             <w:fldChar w:fldCharType="begin"/>
           </w:r>
           <w:r>
-            <w:instrText xml:space="preserve"> PAGEREF _Toc26942 \h </w:instrText>
+            <w:instrText xml:space="preserve"> PAGEREF _Toc30740 \h </w:instrText>
           </w:r>
           <w:r>
             <w:fldChar w:fldCharType="separate"/>
@@ -2828,7 +2810,7 @@
               <w:rFonts w:ascii="宋体" w:hAnsi="宋体" w:eastAsia="宋体" w:cs="宋体"/>
               <w:szCs w:val="21"/>
             </w:rPr>
-            <w:instrText xml:space="preserve"> HYPERLINK \l _Toc13133 </w:instrText>
+            <w:instrText xml:space="preserve"> HYPERLINK \l _Toc1498 </w:instrText>
           </w:r>
           <w:r>
             <w:rPr>
@@ -2853,7 +2835,7 @@
             <w:fldChar w:fldCharType="begin"/>
           </w:r>
           <w:r>
-            <w:instrText xml:space="preserve"> PAGEREF _Toc13133 \h </w:instrText>
+            <w:instrText xml:space="preserve"> PAGEREF _Toc1498 \h </w:instrText>
           </w:r>
           <w:r>
             <w:fldChar w:fldCharType="separate"/>
@@ -2891,7 +2873,7 @@
               <w:rFonts w:ascii="宋体" w:hAnsi="宋体" w:eastAsia="宋体" w:cs="宋体"/>
               <w:szCs w:val="21"/>
             </w:rPr>
-            <w:instrText xml:space="preserve"> HYPERLINK \l _Toc23756 </w:instrText>
+            <w:instrText xml:space="preserve"> HYPERLINK \l _Toc8900 </w:instrText>
           </w:r>
           <w:r>
             <w:rPr>
@@ -2916,7 +2898,7 @@
             <w:fldChar w:fldCharType="begin"/>
           </w:r>
           <w:r>
-            <w:instrText xml:space="preserve"> PAGEREF _Toc23756 \h </w:instrText>
+            <w:instrText xml:space="preserve"> PAGEREF _Toc8900 \h </w:instrText>
           </w:r>
           <w:r>
             <w:fldChar w:fldCharType="separate"/>
@@ -2954,7 +2936,7 @@
               <w:rFonts w:ascii="宋体" w:hAnsi="宋体" w:eastAsia="宋体" w:cs="宋体"/>
               <w:szCs w:val="21"/>
             </w:rPr>
-            <w:instrText xml:space="preserve"> HYPERLINK \l _Toc8315 </w:instrText>
+            <w:instrText xml:space="preserve"> HYPERLINK \l _Toc9543 </w:instrText>
           </w:r>
           <w:r>
             <w:rPr>
@@ -2979,7 +2961,7 @@
             <w:fldChar w:fldCharType="begin"/>
           </w:r>
           <w:r>
-            <w:instrText xml:space="preserve"> PAGEREF _Toc8315 \h </w:instrText>
+            <w:instrText xml:space="preserve"> PAGEREF _Toc9543 \h </w:instrText>
           </w:r>
           <w:r>
             <w:fldChar w:fldCharType="separate"/>
@@ -3017,7 +2999,7 @@
               <w:rFonts w:ascii="宋体" w:hAnsi="宋体" w:eastAsia="宋体" w:cs="宋体"/>
               <w:szCs w:val="21"/>
             </w:rPr>
-            <w:instrText xml:space="preserve"> HYPERLINK \l _Toc20315 </w:instrText>
+            <w:instrText xml:space="preserve"> HYPERLINK \l _Toc20009 </w:instrText>
           </w:r>
           <w:r>
             <w:rPr>
@@ -3042,7 +3024,7 @@
             <w:fldChar w:fldCharType="begin"/>
           </w:r>
           <w:r>
-            <w:instrText xml:space="preserve"> PAGEREF _Toc20315 \h </w:instrText>
+            <w:instrText xml:space="preserve"> PAGEREF _Toc20009 \h </w:instrText>
           </w:r>
           <w:r>
             <w:fldChar w:fldCharType="separate"/>
@@ -3080,7 +3062,7 @@
               <w:rFonts w:ascii="宋体" w:hAnsi="宋体" w:eastAsia="宋体" w:cs="宋体"/>
               <w:szCs w:val="21"/>
             </w:rPr>
-            <w:instrText xml:space="preserve"> HYPERLINK \l _Toc26022 </w:instrText>
+            <w:instrText xml:space="preserve"> HYPERLINK \l _Toc19888 </w:instrText>
           </w:r>
           <w:r>
             <w:rPr>
@@ -3105,7 +3087,7 @@
             <w:fldChar w:fldCharType="begin"/>
           </w:r>
           <w:r>
-            <w:instrText xml:space="preserve"> PAGEREF _Toc26022 \h </w:instrText>
+            <w:instrText xml:space="preserve"> PAGEREF _Toc19888 \h </w:instrText>
           </w:r>
           <w:r>
             <w:fldChar w:fldCharType="separate"/>
@@ -3143,7 +3125,7 @@
               <w:rFonts w:ascii="宋体" w:hAnsi="宋体" w:eastAsia="宋体" w:cs="宋体"/>
               <w:szCs w:val="21"/>
             </w:rPr>
-            <w:instrText xml:space="preserve"> HYPERLINK \l _Toc18420 </w:instrText>
+            <w:instrText xml:space="preserve"> HYPERLINK \l _Toc32327 </w:instrText>
           </w:r>
           <w:r>
             <w:rPr>
@@ -3168,7 +3150,7 @@
             <w:fldChar w:fldCharType="begin"/>
           </w:r>
           <w:r>
-            <w:instrText xml:space="preserve"> PAGEREF _Toc18420 \h </w:instrText>
+            <w:instrText xml:space="preserve"> PAGEREF _Toc32327 \h </w:instrText>
           </w:r>
           <w:r>
             <w:fldChar w:fldCharType="separate"/>
@@ -3206,7 +3188,7 @@
               <w:rFonts w:ascii="宋体" w:hAnsi="宋体" w:eastAsia="宋体" w:cs="宋体"/>
               <w:szCs w:val="21"/>
             </w:rPr>
-            <w:instrText xml:space="preserve"> HYPERLINK \l _Toc18345 </w:instrText>
+            <w:instrText xml:space="preserve"> HYPERLINK \l _Toc17901 </w:instrText>
           </w:r>
           <w:r>
             <w:rPr>
@@ -3231,7 +3213,7 @@
             <w:fldChar w:fldCharType="begin"/>
           </w:r>
           <w:r>
-            <w:instrText xml:space="preserve"> PAGEREF _Toc18345 \h </w:instrText>
+            <w:instrText xml:space="preserve"> PAGEREF _Toc17901 \h </w:instrText>
           </w:r>
           <w:r>
             <w:fldChar w:fldCharType="separate"/>
@@ -3269,7 +3251,7 @@
               <w:rFonts w:ascii="宋体" w:hAnsi="宋体" w:eastAsia="宋体" w:cs="宋体"/>
               <w:szCs w:val="21"/>
             </w:rPr>
-            <w:instrText xml:space="preserve"> HYPERLINK \l _Toc21017 </w:instrText>
+            <w:instrText xml:space="preserve"> HYPERLINK \l _Toc28143 </w:instrText>
           </w:r>
           <w:r>
             <w:rPr>
@@ -3299,7 +3281,7 @@
             <w:fldChar w:fldCharType="begin"/>
           </w:r>
           <w:r>
-            <w:instrText xml:space="preserve"> PAGEREF _Toc21017 \h </w:instrText>
+            <w:instrText xml:space="preserve"> PAGEREF _Toc28143 \h </w:instrText>
           </w:r>
           <w:r>
             <w:fldChar w:fldCharType="separate"/>
@@ -3337,7 +3319,7 @@
               <w:rFonts w:ascii="宋体" w:hAnsi="宋体" w:eastAsia="宋体" w:cs="宋体"/>
               <w:szCs w:val="21"/>
             </w:rPr>
-            <w:instrText xml:space="preserve"> HYPERLINK \l _Toc24015 </w:instrText>
+            <w:instrText xml:space="preserve"> HYPERLINK \l _Toc6009 </w:instrText>
           </w:r>
           <w:r>
             <w:rPr>
@@ -3362,7 +3344,7 @@
             <w:fldChar w:fldCharType="begin"/>
           </w:r>
           <w:r>
-            <w:instrText xml:space="preserve"> PAGEREF _Toc24015 \h </w:instrText>
+            <w:instrText xml:space="preserve"> PAGEREF _Toc6009 \h </w:instrText>
           </w:r>
           <w:r>
             <w:fldChar w:fldCharType="separate"/>
@@ -3438,7 +3420,7 @@
       </w:pPr>
       <w:bookmarkStart w:id="4" w:name="bookmark1"/>
       <w:bookmarkEnd w:id="4"/>
-      <w:bookmarkStart w:id="5" w:name="_Toc31192"/>
+      <w:bookmarkStart w:id="5" w:name="_Toc8864"/>
       <w:r>
         <w:t>总则</w:t>
       </w:r>
@@ -3462,7 +3444,7 @@
         <w:snapToGrid w:val="0"/>
         <w:textAlignment w:val="baseline"/>
       </w:pPr>
-      <w:bookmarkStart w:id="6" w:name="_Toc29688"/>
+      <w:bookmarkStart w:id="6" w:name="_Toc27016"/>
       <w:r>
         <w:t>目的</w:t>
       </w:r>
@@ -3590,7 +3572,7 @@
         <w:snapToGrid w:val="0"/>
         <w:textAlignment w:val="baseline"/>
       </w:pPr>
-      <w:bookmarkStart w:id="7" w:name="_Toc10416"/>
+      <w:bookmarkStart w:id="7" w:name="_Toc4188"/>
       <w:r>
         <w:t>原则</w:t>
       </w:r>
@@ -3722,7 +3704,7 @@
         <w:snapToGrid w:val="0"/>
         <w:textAlignment w:val="baseline"/>
       </w:pPr>
-      <w:bookmarkStart w:id="8" w:name="_Toc9010"/>
+      <w:bookmarkStart w:id="8" w:name="_Toc2794"/>
       <w:r>
         <w:t>适用范围</w:t>
       </w:r>
@@ -3768,7 +3750,7 @@
         <w:snapToGrid w:val="0"/>
         <w:textAlignment w:val="baseline"/>
       </w:pPr>
-      <w:bookmarkStart w:id="9" w:name="_Toc9185"/>
+      <w:bookmarkStart w:id="9" w:name="_Toc26897"/>
       <w:r>
         <w:t>职责</w:t>
       </w:r>
@@ -3792,7 +3774,7 @@
         <w:snapToGrid w:val="0"/>
         <w:textAlignment w:val="baseline"/>
       </w:pPr>
-      <w:bookmarkStart w:id="10" w:name="_Toc25249"/>
+      <w:bookmarkStart w:id="10" w:name="_Toc21590"/>
       <w:r>
         <w:t>人力资源部职责</w:t>
       </w:r>
@@ -3897,7 +3879,7 @@
         <w:snapToGrid w:val="0"/>
         <w:textAlignment w:val="baseline"/>
       </w:pPr>
-      <w:bookmarkStart w:id="11" w:name="_Toc28580"/>
+      <w:bookmarkStart w:id="11" w:name="_Toc29642"/>
       <w:r>
         <w:t>考评人职责</w:t>
       </w:r>
@@ -4056,7 +4038,7 @@
         <w:snapToGrid w:val="0"/>
         <w:textAlignment w:val="baseline"/>
       </w:pPr>
-      <w:bookmarkStart w:id="12" w:name="_Toc2501"/>
+      <w:bookmarkStart w:id="12" w:name="_Toc23126"/>
       <w:r>
         <w:t>被考评人职责</w:t>
       </w:r>
@@ -4188,7 +4170,7 @@
         <w:snapToGrid w:val="0"/>
         <w:textAlignment w:val="baseline"/>
       </w:pPr>
-      <w:bookmarkStart w:id="13" w:name="_Toc24854"/>
+      <w:bookmarkStart w:id="13" w:name="_Toc24040"/>
       <w:r>
         <w:t>考评层级</w:t>
       </w:r>
@@ -4315,7 +4297,7 @@
         <w:snapToGrid w:val="0"/>
         <w:textAlignment w:val="baseline"/>
       </w:pPr>
-      <w:bookmarkStart w:id="14" w:name="_Toc28273"/>
+      <w:bookmarkStart w:id="14" w:name="_Toc23488"/>
       <w:r>
         <w:t>考评分类</w:t>
       </w:r>
@@ -4420,7 +4402,7 @@
           <w:szCs w:val="32"/>
         </w:rPr>
       </w:pPr>
-      <w:bookmarkStart w:id="15" w:name="_Toc16170"/>
+      <w:bookmarkStart w:id="15" w:name="_Toc32253"/>
       <w:r>
         <w:rPr>
           <w:rFonts w:ascii="宋体" w:hAnsi="宋体" w:eastAsia="宋体" w:cs="宋体"/>
@@ -4452,7 +4434,7 @@
         <w:snapToGrid w:val="0"/>
         <w:textAlignment w:val="baseline"/>
       </w:pPr>
-      <w:bookmarkStart w:id="16" w:name="_Toc2708"/>
+      <w:bookmarkStart w:id="16" w:name="_Toc25515"/>
       <w:r>
         <w:t>考评时间</w:t>
       </w:r>
@@ -5451,7 +5433,7 @@
         <w:snapToGrid w:val="0"/>
         <w:textAlignment w:val="baseline"/>
       </w:pPr>
-      <w:bookmarkStart w:id="17" w:name="_Toc14282"/>
+      <w:bookmarkStart w:id="17" w:name="_Toc11878"/>
       <w:r>
         <w:t>考评范围</w:t>
       </w:r>
@@ -5527,7 +5509,7 @@
         <w:snapToGrid w:val="0"/>
         <w:textAlignment w:val="baseline"/>
       </w:pPr>
-      <w:bookmarkStart w:id="18" w:name="_Toc26942"/>
+      <w:bookmarkStart w:id="18" w:name="_Toc30740"/>
       <w:r>
         <w:t>考评内容</w:t>
       </w:r>
@@ -6789,7 +6771,7 @@
         <w:snapToGrid w:val="0"/>
         <w:textAlignment w:val="baseline"/>
       </w:pPr>
-      <w:bookmarkStart w:id="20" w:name="_Toc13133"/>
+      <w:bookmarkStart w:id="20" w:name="_Toc1498"/>
       <w:r>
         <w:t>年度考评</w:t>
       </w:r>
@@ -6813,7 +6795,7 @@
         <w:snapToGrid w:val="0"/>
         <w:textAlignment w:val="baseline"/>
       </w:pPr>
-      <w:bookmarkStart w:id="21" w:name="_Toc23756"/>
+      <w:bookmarkStart w:id="21" w:name="_Toc8900"/>
       <w:r>
         <w:t>考评时间</w:t>
       </w:r>
@@ -7689,7 +7671,7 @@
         <w:snapToGrid w:val="0"/>
         <w:textAlignment w:val="baseline"/>
       </w:pPr>
-      <w:bookmarkStart w:id="22" w:name="_Toc8315"/>
+      <w:bookmarkStart w:id="22" w:name="_Toc9543"/>
       <w:r>
         <w:t>考评范围</w:t>
       </w:r>
@@ -7759,7 +7741,16 @@
         <w:bidi w:val="0"/>
       </w:pPr>
       <w:r>
-        <w:t>截至当年12月31日前尚未转正的员工；</w:t>
+        <w:rPr>
+          <w:rFonts w:hint="eastAsia"/>
+          <w:lang w:val="en-US" w:eastAsia="zh-CN"/>
+        </w:rPr>
+        <w:t>未转正的员工</w:t>
+      </w:r>
+      <w:bookmarkStart w:id="29" w:name="_GoBack"/>
+      <w:bookmarkEnd w:id="29"/>
+      <w:r>
+        <w:t>；</w:t>
       </w:r>
     </w:p>
     <w:p>
@@ -7800,7 +7791,7 @@
         <w:snapToGrid w:val="0"/>
         <w:textAlignment w:val="baseline"/>
       </w:pPr>
-      <w:bookmarkStart w:id="23" w:name="_Toc20315"/>
+      <w:bookmarkStart w:id="23" w:name="_Toc20009"/>
       <w:r>
         <w:t>考评内容</w:t>
       </w:r>
@@ -8405,7 +8396,7 @@
         <w:snapToGrid w:val="0"/>
         <w:textAlignment w:val="baseline"/>
       </w:pPr>
-      <w:bookmarkStart w:id="24" w:name="_Toc26022"/>
+      <w:bookmarkStart w:id="24" w:name="_Toc19888"/>
       <w:r>
         <w:t>考评等级及结果应用</w:t>
       </w:r>
@@ -9661,7 +9652,7 @@
         <w:pStyle w:val="28"/>
         <w:bidi w:val="0"/>
       </w:pPr>
-      <w:bookmarkStart w:id="25" w:name="_Toc18420"/>
+      <w:bookmarkStart w:id="25" w:name="_Toc32327"/>
       <w:r>
         <w:t>绩效考评面谈</w:t>
       </w:r>
@@ -9775,7 +9766,7 @@
         <w:snapToGrid w:val="0"/>
         <w:textAlignment w:val="baseline"/>
       </w:pPr>
-      <w:bookmarkStart w:id="26" w:name="_Toc18345"/>
+      <w:bookmarkStart w:id="26" w:name="_Toc17901"/>
       <w:r>
         <w:t>考评申诉</w:t>
       </w:r>
@@ -9953,7 +9944,7 @@
           <w:lang w:val="en-US" w:eastAsia="zh-CN"/>
         </w:rPr>
       </w:pPr>
-      <w:bookmarkStart w:id="27" w:name="_Toc21017"/>
+      <w:bookmarkStart w:id="27" w:name="_Toc28143"/>
       <w:r>
         <w:rPr>
           <w:rFonts w:hint="eastAsia"/>
@@ -10485,7 +10476,7 @@
         <w:snapToGrid w:val="0"/>
         <w:textAlignment w:val="baseline"/>
       </w:pPr>
-      <w:bookmarkStart w:id="28" w:name="_Toc24015"/>
+      <w:bookmarkStart w:id="28" w:name="_Toc6009"/>
       <w:r>
         <w:t>附则</w:t>
       </w:r>
@@ -10689,8 +10680,6 @@
           <w:szCs w:val="48"/>
         </w:rPr>
       </w:pPr>
-      <w:bookmarkStart w:id="29" w:name="_GoBack"/>
-      <w:bookmarkEnd w:id="29"/>
       <w:r>
         <w:rPr>
           <w:rFonts w:ascii="宋体" w:hAnsi="宋体" w:eastAsia="宋体" w:cs="宋体"/>
